--- a/kurs/classroom-pack/vecka-05/larare-trefas-facit.docx
+++ b/kurs/classroom-pack/vecka-05/larare-trefas-facit.docx
@@ -279,7 +279,130 @@
           <w:color w:val="111111"/>
           <w:sz w:val="21"/>
         </w:rPr>
-        <w:t>G: A = 24 V DC, B = 230 V enfas, C = 400/440 V trefas; linje = mellan faser; tre ledare = trefasmaskin; STOP. VG: fas–skrov inte nolla; look-not-touch motiverat. IG: GO; “tre enfas”; mäter mot skrov som N.</w:t>
+        <w:t>G: A = 24 V DC, B = 230 V enfas, C = 400/440 V trefas; linje = mellan faser; tre ledare = trefasmaskin; STOP. VG: fas–skrov inte nolla; look-not-touch motiverat. IG: GO; “tre enfas”; mäter mot skrov som N. U_fas 231 V (400) / 254 V (440).</w:t>
+      </w:r>
+    </w:p>
+    <w:p>
+      <w:pPr>
+        <w:spacing w:before="200" w:after="80"/>
+        <w:pBdr>
+          <w:top w:val="single" w:sz="6" w:space="4" w:color="111111"/>
+        </w:pBdr>
+      </w:pPr>
+      <w:r>
+        <w:rPr>
+          <w:rFonts w:ascii="IBM Plex Sans" w:hAnsi="IBM Plex Sans" w:eastAsia="IBM Plex Sans" w:cs="IBM Plex Sans"/>
+          <w:b/>
+          <w:color w:val="111111"/>
+          <w:sz w:val="26"/>
+        </w:rPr>
+        <w:t>Räkna</w:t>
+      </w:r>
+    </w:p>
+    <w:p>
+      <w:pPr>
+        <w:spacing w:before="0" w:after="120" w:line="276" w:lineRule="auto"/>
+      </w:pPr>
+      <w:r>
+        <w:rPr>
+          <w:rFonts w:ascii="IBM Plex Sans" w:hAnsi="IBM Plex Sans" w:eastAsia="IBM Plex Sans" w:cs="IBM Plex Sans"/>
+          <w:b w:val="0"/>
+          <w:color w:val="111111"/>
+          <w:sz w:val="21"/>
+        </w:rPr>
+        <w:t>U_linje = √3 · U_fas.</w:t>
+      </w:r>
+    </w:p>
+    <w:p>
+      <w:pPr>
+        <w:spacing w:before="0" w:after="120" w:line="276" w:lineRule="auto"/>
+      </w:pPr>
+      <w:r>
+        <w:rPr>
+          <w:rFonts w:ascii="IBM Plex Sans" w:hAnsi="IBM Plex Sans" w:eastAsia="IBM Plex Sans" w:cs="IBM Plex Sans"/>
+          <w:b w:val="0"/>
+          <w:color w:val="111111"/>
+          <w:sz w:val="21"/>
+        </w:rPr>
+        <w:t xml:space="preserve">400 V linje → U_fas ≈ </w:t>
+      </w:r>
+      <w:r>
+        <w:rPr>
+          <w:rFonts w:ascii="IBM Plex Sans" w:hAnsi="IBM Plex Sans" w:eastAsia="IBM Plex Sans" w:cs="IBM Plex Sans"/>
+          <w:b/>
+          <w:color w:val="111111"/>
+          <w:sz w:val="21"/>
+        </w:rPr>
+        <w:t>231 V</w:t>
+      </w:r>
+      <w:r>
+        <w:rPr>
+          <w:rFonts w:ascii="IBM Plex Sans" w:hAnsi="IBM Plex Sans" w:eastAsia="IBM Plex Sans" w:cs="IBM Plex Sans"/>
+          <w:b w:val="0"/>
+          <w:color w:val="111111"/>
+          <w:sz w:val="21"/>
+        </w:rPr>
+        <w:t>.</w:t>
+      </w:r>
+    </w:p>
+    <w:p>
+      <w:pPr>
+        <w:spacing w:before="0" w:after="120" w:line="276" w:lineRule="auto"/>
+      </w:pPr>
+      <w:r>
+        <w:rPr>
+          <w:rFonts w:ascii="IBM Plex Sans" w:hAnsi="IBM Plex Sans" w:eastAsia="IBM Plex Sans" w:cs="IBM Plex Sans"/>
+          <w:b w:val="0"/>
+          <w:color w:val="111111"/>
+          <w:sz w:val="21"/>
+        </w:rPr>
+        <w:t xml:space="preserve">440 V linje → U_fas ≈ </w:t>
+      </w:r>
+      <w:r>
+        <w:rPr>
+          <w:rFonts w:ascii="IBM Plex Sans" w:hAnsi="IBM Plex Sans" w:eastAsia="IBM Plex Sans" w:cs="IBM Plex Sans"/>
+          <w:b/>
+          <w:color w:val="111111"/>
+          <w:sz w:val="21"/>
+        </w:rPr>
+        <w:t>254 V</w:t>
+      </w:r>
+      <w:r>
+        <w:rPr>
+          <w:rFonts w:ascii="IBM Plex Sans" w:hAnsi="IBM Plex Sans" w:eastAsia="IBM Plex Sans" w:cs="IBM Plex Sans"/>
+          <w:b w:val="0"/>
+          <w:color w:val="111111"/>
+          <w:sz w:val="21"/>
+        </w:rPr>
+        <w:t>.</w:t>
+      </w:r>
+    </w:p>
+    <w:p>
+      <w:pPr>
+        <w:spacing w:before="0" w:after="120" w:line="276" w:lineRule="auto"/>
+      </w:pPr>
+      <w:r>
+        <w:rPr>
+          <w:rFonts w:ascii="IBM Plex Sans" w:hAnsi="IBM Plex Sans" w:eastAsia="IBM Plex Sans" w:cs="IBM Plex Sans"/>
+          <w:b w:val="0"/>
+          <w:color w:val="111111"/>
+          <w:sz w:val="21"/>
+        </w:rPr>
+        <w:t>Papper. 440 look-not-touch. Inte DMM på luckan.</w:t>
+      </w:r>
+    </w:p>
+    <w:p>
+      <w:pPr>
+        <w:spacing w:before="0" w:after="120" w:line="276" w:lineRule="auto"/>
+      </w:pPr>
+      <w:r>
+        <w:rPr>
+          <w:rFonts w:ascii="IBM Plex Sans" w:hAnsi="IBM Plex Sans" w:eastAsia="IBM Plex Sans" w:cs="IBM Plex Sans"/>
+          <w:b w:val="0"/>
+          <w:color w:val="111111"/>
+          <w:sz w:val="21"/>
+        </w:rPr>
+        <w:t>Elektriker: skrov är inte N. Inte DMM mot luckan. Ingenjör: 440 är look-not-touch. Räkna, rör inte.</w:t>
       </w:r>
     </w:p>
     <w:p>
